--- a/src/word/reference.docx
+++ b/src/word/reference.docx
@@ -896,7 +896,7 @@
     <w:pPr>
       <w:pStyle w:val="Footer"/>
       <w:pBdr>
-        <w:top w:val="single" w:sz="4" w:space="5" w:color="auto"/>
+        <w:top w:val="single" w:sz="4" w:space="5" w:color="C5CED8"/>
       </w:pBdr>
     </w:pPr>
     <w:r>
@@ -977,7 +977,7 @@
     <w:pPr>
       <w:pStyle w:val="Header"/>
       <w:pBdr>
-        <w:bottom w:val="single" w:sz="4" w:space="1" w:color="auto"/>
+        <w:bottom w:val="single" w:sz="4" w:space="1" w:color="C5CED8"/>
       </w:pBdr>
       <w:tabs>
         <w:tab w:val="clear" w:pos="9072"/>
@@ -1330,14 +1330,15 @@
     <w:rPrDefault>
       <w:rPr>
         <w:rFonts w:asciiTheme="minorHAnsi" w:eastAsiaTheme="minorHAnsi" w:hAnsiTheme="minorHAnsi" w:cstheme="minorBidi"/>
-        <w:sz w:val="24"/>
-        <w:szCs w:val="24"/>
+        <w:color w:val="1F262E"/>
+        <w:sz w:val="21"/>
+        <w:szCs w:val="21"/>
         <w:lang w:val="en" w:eastAsia="en-US" w:bidi="ar-SA"/>
       </w:rPr>
     </w:rPrDefault>
     <w:pPrDefault>
       <w:pPr>
-        <w:spacing w:after="200"/>
+        <w:spacing w:after="120" w:line="264" w:lineRule="auto"/>
       </w:pPr>
     </w:pPrDefault>
   </w:docDefaults>
@@ -1689,7 +1690,6 @@
     <w:next w:val="BodyText"/>
     <w:uiPriority w:val="9"/>
     <w:qFormat/>
-    <w:rsid w:val="00465AC6"/>
     <w:pPr>
       <w:keepNext/>
       <w:keepLines/>
@@ -1700,9 +1700,9 @@
     <w:rPr>
       <w:rFonts w:asciiTheme="majorHAnsi" w:eastAsiaTheme="majorEastAsia" w:hAnsiTheme="majorHAnsi" w:cstheme="majorBidi"/>
       <w:bCs/>
-      <w:color w:val="000000" w:themeColor="text1"/>
-      <w:sz w:val="36"/>
-      <w:szCs w:val="32"/>
+      <w:color w:val="1D4F7C"/>
+      <w:sz w:val="28"/>
+      <w:szCs w:val="28"/>
     </w:rPr>
   </w:style>
   <w:style w:type="paragraph" w:styleId="Heading2">
@@ -1712,21 +1712,23 @@
     <w:uiPriority w:val="9"/>
     <w:unhideWhenUsed/>
     <w:qFormat/>
-    <w:rsid w:val="00A24500"/>
     <w:pPr>
       <w:keepNext/>
       <w:keepLines/>
       <w:pageBreakBefore/>
-      <w:spacing w:before="200" w:after="240"/>
+      <w:pBdr>
+        <w:bottom w:val="single" w:sz="8" w:space="4" w:color="1D4F7C"/>
+      </w:pBdr>
+      <w:spacing w:before="0" w:after="200"/>
       <w:outlineLvl w:val="1"/>
     </w:pPr>
     <w:rPr>
       <w:rFonts w:asciiTheme="majorHAnsi" w:eastAsiaTheme="majorEastAsia" w:hAnsiTheme="majorHAnsi" w:cstheme="majorBidi"/>
       <w:b/>
       <w:bCs/>
-      <w:color w:val="1F497D" w:themeColor="text2"/>
+      <w:color w:val="1D4F7C"/>
       <w:sz w:val="32"/>
-      <w:szCs w:val="28"/>
+      <w:szCs w:val="32"/>
     </w:rPr>
   </w:style>
   <w:style w:type="paragraph" w:styleId="Heading3">
@@ -1736,19 +1738,27 @@
     <w:uiPriority w:val="9"/>
     <w:unhideWhenUsed/>
     <w:qFormat/>
-    <w:rsid w:val="00A24500"/>
     <w:pPr>
       <w:keepNext/>
       <w:keepLines/>
-      <w:spacing w:before="200" w:after="0"/>
+      <w:pBdr>
+        <w:top w:val="single" w:sz="4" w:space="4" w:color="EEF3F8"/>
+        <w:left w:val="single" w:sz="24" w:space="6" w:color="1D4F7C"/>
+        <w:bottom w:val="single" w:sz="4" w:space="4" w:color="EEF3F8"/>
+        <w:right w:val="single" w:sz="4" w:space="4" w:color="EEF3F8"/>
+      </w:pBdr>
+      <w:shd w:val="clear" w:color="auto" w:fill="EEF3F8"/>
+      <w:spacing w:before="360" w:after="160" w:line="264" w:lineRule="auto"/>
+      <w:ind w:left="144" w:right="96"/>
       <w:outlineLvl w:val="2"/>
     </w:pPr>
     <w:rPr>
       <w:rFonts w:asciiTheme="majorHAnsi" w:eastAsiaTheme="majorEastAsia" w:hAnsiTheme="majorHAnsi" w:cstheme="majorBidi"/>
       <w:b/>
       <w:bCs/>
-      <w:color w:val="1F497D" w:themeColor="text2"/>
-      <w:sz w:val="28"/>
+      <w:color w:val="14212E"/>
+      <w:sz w:val="22"/>
+      <w:szCs w:val="22"/>
     </w:rPr>
   </w:style>
   <w:style w:type="paragraph" w:styleId="Heading4">
@@ -1758,20 +1768,21 @@
     <w:uiPriority w:val="9"/>
     <w:unhideWhenUsed/>
     <w:qFormat/>
-    <w:rsid w:val="00A24500"/>
     <w:pPr>
       <w:keepNext/>
       <w:keepLines/>
-      <w:spacing w:before="200" w:after="0"/>
+      <w:spacing w:before="240" w:after="80"/>
       <w:outlineLvl w:val="3"/>
     </w:pPr>
     <w:rPr>
       <w:rFonts w:asciiTheme="majorHAnsi" w:eastAsiaTheme="majorEastAsia" w:hAnsiTheme="majorHAnsi" w:cstheme="majorBidi"/>
       <w:b/>
       <w:bCs/>
-      <w:i/>
-      <w:color w:val="1F497D" w:themeColor="text2"/>
-      <w:sz w:val="28"/>
+      <w:caps/>
+      <w:color w:val="4A5D72"/>
+      <w:spacing w:val="10"/>
+      <w:sz w:val="18"/>
+      <w:szCs w:val="18"/>
     </w:rPr>
   </w:style>
   <w:style w:type="paragraph" w:styleId="Heading5">
@@ -1896,9 +1907,8 @@
     <w:name w:val="Body Text"/>
     <w:basedOn w:val="Normal"/>
     <w:qFormat/>
-    <w:rsid w:val="00A24500"/>
-    <w:pPr>
-      <w:spacing w:before="180" w:after="180"/>
+    <w:pPr>
+      <w:spacing w:before="0" w:after="120"/>
     </w:pPr>
   </w:style>
   <w:style w:type="paragraph" w:customStyle="1" w:styleId="FirstParagraph">
@@ -1913,7 +1923,7 @@
     <w:basedOn w:val="BodyText"/>
     <w:qFormat/>
     <w:pPr>
-      <w:spacing w:before="36" w:after="36"/>
+      <w:spacing w:before="20" w:after="40"/>
     </w:pPr>
   </w:style>
   <w:style w:type="paragraph" w:styleId="Title">
@@ -1921,7 +1931,6 @@
     <w:basedOn w:val="Normal"/>
     <w:next w:val="BodyText"/>
     <w:qFormat/>
-    <w:rsid w:val="00753DAD"/>
     <w:pPr>
       <w:keepNext/>
       <w:keepLines/>
@@ -1929,11 +1938,12 @@
       <w:jc w:val="center"/>
     </w:pPr>
     <w:rPr>
-      <w:rFonts w:eastAsiaTheme="majorEastAsia" w:cstheme="majorBidi"/>
+      <w:rFonts w:asciiTheme="majorHAnsi" w:eastAsiaTheme="majorEastAsia" w:hAnsiTheme="majorHAnsi" w:cstheme="majorBidi"/>
       <w:b/>
       <w:bCs/>
-      <w:sz w:val="52"/>
-      <w:szCs w:val="36"/>
+      <w:color w:val="14212E"/>
+      <w:sz w:val="56"/>
+      <w:szCs w:val="56"/>
     </w:rPr>
   </w:style>
   <w:style w:type="paragraph" w:styleId="Subtitle">
@@ -1999,9 +2009,15 @@
     <w:unhideWhenUsed/>
     <w:qFormat/>
     <w:pPr>
+      <w:pBdr>
+        <w:left w:val="single" w:sz="12" w:space="8" w:color="C5CED8"/>
+      </w:pBdr>
       <w:spacing w:before="100" w:after="100"/>
-      <w:ind w:left="480" w:right="480"/>
-    </w:pPr>
+      <w:ind w:left="360" w:right="360"/>
+    </w:pPr>
+    <w:rPr>
+      <w:color w:val="4A5D72"/>
+    </w:rPr>
   </w:style>
   <w:style w:type="paragraph" w:styleId="FootnoteText">
     <w:name w:val="footnote text"/>
@@ -2015,12 +2031,12 @@
     <w:semiHidden/>
     <w:unhideWhenUsed/>
     <w:qFormat/>
-    <w:rsid w:val="00132CA5"/>
     <w:tblPr>
-      <w:jc w:val="center"/>
       <w:tblInd w:w="0" w:type="dxa"/>
       <w:tblBorders>
-        <w:insideH w:val="single" w:sz="4" w:space="0" w:color="auto"/>
+        <w:top w:val="single" w:sz="8" w:space="0" w:color="1D4F7C"/>
+        <w:bottom w:val="single" w:sz="4" w:space="0" w:color="C5CED8"/>
+        <w:insideH w:val="single" w:sz="4" w:space="0" w:color="DBE2E9"/>
       </w:tblBorders>
       <w:tblCellMar>
         <w:top w:w="0" w:type="dxa"/>
@@ -2029,22 +2045,24 @@
         <w:right w:w="108" w:type="dxa"/>
       </w:tblCellMar>
     </w:tblPr>
-    <w:trPr>
-      <w:jc w:val="center"/>
-    </w:trPr>
     <w:tcPr>
       <w:tcMar>
-        <w:top w:w="57" w:type="dxa"/>
-        <w:bottom w:w="57" w:type="dxa"/>
+        <w:top w:w="80" w:type="dxa"/>
+        <w:bottom w:w="80" w:type="dxa"/>
       </w:tcMar>
     </w:tcPr>
     <w:tblStylePr w:type="firstRow">
       <w:rPr>
         <w:b/>
+        <w:color w:val="5F6B78"/>
+        <w:sz w:val="18"/>
+        <w:szCs w:val="18"/>
       </w:rPr>
       <w:tblPr/>
       <w:tcPr>
-        <w:shd w:val="clear" w:color="auto" w:fill="D9D9D9" w:themeFill="background1" w:themeFillShade="D9"/>
+        <w:tcBorders>
+          <w:bottom w:val="single" w:sz="4" w:space="0" w:color="C5CED8"/>
+        </w:tcBorders>
       </w:tcPr>
     </w:tblStylePr>
   </w:style>
@@ -2055,15 +2073,24 @@
     <w:pPr>
       <w:keepNext/>
       <w:keepLines/>
-      <w:spacing w:after="0"/>
+      <w:pBdr>
+        <w:top w:val="single" w:sz="4" w:space="4" w:color="DBE2E9"/>
+      </w:pBdr>
+      <w:spacing w:before="80" w:after="0"/>
     </w:pPr>
     <w:rPr>
       <w:b/>
+      <w:color w:val="5F6B78"/>
+      <w:sz w:val="18"/>
+      <w:szCs w:val="18"/>
     </w:rPr>
   </w:style>
   <w:style w:type="paragraph" w:customStyle="1" w:styleId="Definition">
     <w:name w:val="Definition"/>
     <w:basedOn w:val="Normal"/>
+    <w:pPr>
+      <w:spacing w:after="80"/>
+    </w:pPr>
   </w:style>
   <w:style w:type="paragraph" w:styleId="Caption">
     <w:name w:val="caption"/>
@@ -2127,7 +2154,8 @@
     <w:name w:val="Hyperlink"/>
     <w:basedOn w:val="CaptionChar"/>
     <w:rPr>
-      <w:color w:val="4F81BD" w:themeColor="accent1"/>
+      <w:color w:val="1D4F7C"/>
+      <w:u w:val="none"/>
     </w:rPr>
   </w:style>
   <w:style w:type="paragraph" w:styleId="TOCHeading">
@@ -2448,7 +2476,6 @@
     <w:basedOn w:val="Normal"/>
     <w:link w:val="HeaderChar"/>
     <w:unhideWhenUsed/>
-    <w:rsid w:val="00A20F65"/>
     <w:pPr>
       <w:tabs>
         <w:tab w:val="center" w:pos="4536"/>
@@ -2456,6 +2483,11 @@
       </w:tabs>
       <w:spacing w:after="0"/>
     </w:pPr>
+    <w:rPr>
+      <w:color w:val="5F6B78"/>
+      <w:sz w:val="17"/>
+      <w:szCs w:val="17"/>
+    </w:rPr>
   </w:style>
   <w:style w:type="character" w:customStyle="1" w:styleId="HeaderChar">
     <w:name w:val="Header Char"/>
@@ -2468,7 +2500,6 @@
     <w:basedOn w:val="Normal"/>
     <w:link w:val="FooterChar"/>
     <w:unhideWhenUsed/>
-    <w:rsid w:val="00A20F65"/>
     <w:pPr>
       <w:tabs>
         <w:tab w:val="center" w:pos="4536"/>
@@ -2476,6 +2507,11 @@
       </w:tabs>
       <w:spacing w:after="0"/>
     </w:pPr>
+    <w:rPr>
+      <w:color w:val="5F6B78"/>
+      <w:sz w:val="17"/>
+      <w:szCs w:val="17"/>
+    </w:rPr>
   </w:style>
   <w:style w:type="character" w:customStyle="1" w:styleId="FooterChar">
     <w:name w:val="Footer Char"/>
@@ -2651,7 +2687,7 @@
         <a:font script="Uigh" typeface="Microsoft Uighur"/>
       </a:majorFont>
       <a:minorFont>
-        <a:latin typeface="Cambria"/>
+        <a:latin typeface="Calibri"/>
         <a:ea typeface=""/>
         <a:cs typeface=""/>
         <a:font script="Jpan" typeface="ＭＳ 明朝"/>
